--- a/סיכום_חיישן_AS5600.docx
+++ b/סיכום_חיישן_AS5600.docx
@@ -39,6 +39,7 @@
           <w:rFonts w:cs="Arial"/>
           <w:b/>
           <w:bCs/>
+          <w:noProof/>
           <w:u w:val="single"/>
           <w:rtl/>
         </w:rPr>
@@ -74,7 +75,7 @@
                     <pic:cNvPicPr/>
                   </pic:nvPicPr>
                   <pic:blipFill>
-                    <a:blip r:embed="rId4" cstate="print">
+                    <a:blip r:embed="rId7" cstate="print">
                       <a:extLst>
                         <a:ext uri="{28A0092B-C50C-407E-A947-70E740481C1C}">
                           <a14:useLocalDpi xmlns:a14="http://schemas.microsoft.com/office/drawing/2010/main" val="0"/>
@@ -301,7 +302,7 @@
                     </pic:cNvPicPr>
                   </pic:nvPicPr>
                   <pic:blipFill>
-                    <a:blip r:embed="rId5" cstate="print">
+                    <a:blip r:embed="rId8" cstate="print">
                       <a:extLst>
                         <a:ext uri="{28A0092B-C50C-407E-A947-70E740481C1C}">
                           <a14:useLocalDpi xmlns:a14="http://schemas.microsoft.com/office/drawing/2010/main" val="0"/>
@@ -373,7 +374,7 @@
                     </pic:cNvPicPr>
                   </pic:nvPicPr>
                   <pic:blipFill rotWithShape="1">
-                    <a:blip r:embed="rId6" cstate="print">
+                    <a:blip r:embed="rId9" cstate="print">
                       <a:extLst>
                         <a:ext uri="{28A0092B-C50C-407E-A947-70E740481C1C}">
                           <a14:useLocalDpi xmlns:a14="http://schemas.microsoft.com/office/drawing/2010/main" val="0"/>
@@ -419,7 +420,6 @@
       <w:pPr>
         <w:jc w:val="center"/>
         <w:rPr>
-          <w:rFonts w:hint="cs"/>
           <w:rtl/>
         </w:rPr>
       </w:pPr>
@@ -429,6 +429,226 @@
           <w:rtl/>
         </w:rPr>
         <w:t>איור 2</w:t>
+      </w:r>
+    </w:p>
+    <w:p>
+      <w:pPr>
+        <w:jc w:val="center"/>
+        <w:rPr>
+          <w:rtl/>
+        </w:rPr>
+      </w:pPr>
+    </w:p>
+    <w:p>
+      <w:r>
+        <w:rPr>
+          <w:rFonts w:hint="cs"/>
+          <w:rtl/>
+        </w:rPr>
+        <w:lastRenderedPageBreak/>
+        <w:t xml:space="preserve">משימות </w:t>
+      </w:r>
+      <w:proofErr w:type="spellStart"/>
+      <w:r>
+        <w:rPr>
+          <w:rFonts w:hint="cs"/>
+          <w:rtl/>
+        </w:rPr>
+        <w:t>פתןחןת</w:t>
+      </w:r>
+      <w:proofErr w:type="spellEnd"/>
+      <w:r>
+        <w:rPr>
+          <w:rFonts w:hint="cs"/>
+          <w:rtl/>
+        </w:rPr>
+        <w:t xml:space="preserve"> עד שהכרטיסים 5600 יגיעו.</w:t>
+      </w:r>
+    </w:p>
+    <w:p>
+      <w:pPr>
+        <w:pStyle w:val="ListParagraph"/>
+        <w:numPr>
+          <w:ilvl w:val="0"/>
+          <w:numId w:val="1"/>
+        </w:numPr>
+      </w:pPr>
+      <w:r>
+        <w:rPr>
+          <w:rFonts w:hint="cs"/>
+          <w:rtl/>
+        </w:rPr>
+        <w:t xml:space="preserve">צריך להוציא את הנגד </w:t>
+      </w:r>
+      <w:r>
+        <w:t>R1</w:t>
+      </w:r>
+      <w:r>
+        <w:rPr>
+          <w:rFonts w:hint="cs"/>
+          <w:rtl/>
+        </w:rPr>
+        <w:t>.</w:t>
+      </w:r>
+    </w:p>
+    <w:p>
+      <w:pPr>
+        <w:pStyle w:val="ListParagraph"/>
+        <w:numPr>
+          <w:ilvl w:val="0"/>
+          <w:numId w:val="1"/>
+        </w:numPr>
+      </w:pPr>
+      <w:r>
+        <w:rPr>
+          <w:rFonts w:hint="cs"/>
+          <w:rtl/>
+        </w:rPr>
+        <w:t xml:space="preserve">לחבר את </w:t>
+      </w:r>
+      <w:r>
+        <w:rPr>
+          <w:rFonts w:hint="cs"/>
+        </w:rPr>
+        <w:t>GPO</w:t>
+      </w:r>
+      <w:r>
+        <w:rPr>
+          <w:rFonts w:hint="cs"/>
+          <w:rtl/>
+        </w:rPr>
+        <w:t xml:space="preserve"> ל-</w:t>
+      </w:r>
+      <w:r>
+        <w:t>5V</w:t>
+      </w:r>
+    </w:p>
+    <w:p>
+      <w:pPr>
+        <w:pStyle w:val="ListParagraph"/>
+        <w:numPr>
+          <w:ilvl w:val="0"/>
+          <w:numId w:val="1"/>
+        </w:numPr>
+      </w:pPr>
+      <w:r>
+        <w:rPr>
+          <w:rFonts w:hint="cs"/>
+          <w:rtl/>
+        </w:rPr>
+        <w:t xml:space="preserve">לחבר </w:t>
+      </w:r>
+      <w:proofErr w:type="spellStart"/>
+      <w:r>
+        <w:rPr>
+          <w:rFonts w:hint="cs"/>
+          <w:rtl/>
+        </w:rPr>
+        <w:t>מולקס</w:t>
+      </w:r>
+      <w:proofErr w:type="spellEnd"/>
+      <w:r>
+        <w:rPr>
+          <w:rFonts w:hint="cs"/>
+          <w:rtl/>
+        </w:rPr>
+        <w:t xml:space="preserve"> זכר 3 פינים לכרטיס </w:t>
+      </w:r>
+      <w:r>
+        <w:rPr>
+          <w:rFonts w:hint="cs"/>
+        </w:rPr>
+        <w:t>AS</w:t>
+      </w:r>
+      <w:r>
+        <w:t xml:space="preserve">5600 </w:t>
+      </w:r>
+    </w:p>
+    <w:p>
+      <w:pPr>
+        <w:pStyle w:val="ListParagraph"/>
+        <w:numPr>
+          <w:ilvl w:val="0"/>
+          <w:numId w:val="1"/>
+        </w:numPr>
+      </w:pPr>
+      <w:r>
+        <w:rPr>
+          <w:rFonts w:hint="cs"/>
+          <w:rtl/>
+        </w:rPr>
+        <w:t xml:space="preserve">צריך לצרוב את הקוד החדש </w:t>
+      </w:r>
+      <w:proofErr w:type="spellStart"/>
+      <w:r>
+        <w:rPr>
+          <w:rFonts w:hint="cs"/>
+          <w:rtl/>
+        </w:rPr>
+        <w:t>בארדואינו</w:t>
+      </w:r>
+      <w:proofErr w:type="spellEnd"/>
+      <w:r>
+        <w:rPr>
+          <w:rFonts w:hint="cs"/>
+          <w:rtl/>
+        </w:rPr>
+        <w:t xml:space="preserve"> (</w:t>
+      </w:r>
+      <w:r>
+        <w:t>v2</w:t>
+      </w:r>
+      <w:r>
+        <w:rPr>
+          <w:rFonts w:hint="cs"/>
+          <w:rtl/>
+        </w:rPr>
+        <w:t>)</w:t>
+      </w:r>
+    </w:p>
+    <w:p>
+      <w:pPr>
+        <w:pStyle w:val="ListParagraph"/>
+        <w:numPr>
+          <w:ilvl w:val="0"/>
+          <w:numId w:val="1"/>
+        </w:numPr>
+        <w:rPr>
+          <w:rtl/>
+        </w:rPr>
+      </w:pPr>
+      <w:r>
+        <w:rPr>
+          <w:rFonts w:hint="cs"/>
+          <w:rtl/>
+        </w:rPr>
+        <w:t>ולחבר את הכבלים ל-</w:t>
+      </w:r>
+      <w:r>
+        <w:rPr>
+          <w:rFonts w:hint="cs"/>
+        </w:rPr>
+        <w:t>A</w:t>
+      </w:r>
+      <w:r>
+        <w:t xml:space="preserve">6 </w:t>
+      </w:r>
+      <w:r>
+        <w:rPr>
+          <w:rFonts w:hint="cs"/>
+          <w:rtl/>
+        </w:rPr>
+        <w:t xml:space="preserve"> ו- </w:t>
+      </w:r>
+      <w:r>
+        <w:t>A7</w:t>
+      </w:r>
+      <w:r>
+        <w:rPr>
+          <w:rFonts w:hint="cs"/>
+          <w:rtl/>
+        </w:rPr>
+        <w:t xml:space="preserve"> למעגל המודפס של הארדואינו</w:t>
       </w:r>
     </w:p>
     <w:sectPr>
@@ -441,6 +661,150 @@
     </w:sectPr>
   </w:body>
 </w:document>
+</file>
+
+<file path=word/endnotes.xml><?xml version="1.0" encoding="utf-8"?>
+<w:endnotes xmlns:wpc="http://schemas.microsoft.com/office/word/2010/wordprocessingCanvas" xmlns:cx="http://schemas.microsoft.com/office/drawing/2014/chartex" xmlns:cx1="http://schemas.microsoft.com/office/drawing/2015/9/8/chartex" xmlns:cx2="http://schemas.microsoft.com/office/drawing/2015/10/21/chartex" xmlns:cx3="http://schemas.microsoft.com/office/drawing/2016/5/9/chartex" xmlns:cx4="http://schemas.microsoft.com/office/drawing/2016/5/10/chartex" xmlns:cx5="http://schemas.microsoft.com/office/drawing/2016/5/11/chartex" xmlns:cx6="http://schemas.microsoft.com/office/drawing/2016/5/12/chartex" xmlns:cx7="http://schemas.microsoft.com/office/drawing/2016/5/13/chartex" xmlns:cx8="http://schemas.microsoft.com/office/drawing/2016/5/14/chartex" xmlns:mc="http://schemas.openxmlformats.org/markup-compatibility/2006" xmlns:aink="http://schemas.microsoft.com/office/drawing/2016/ink" xmlns:am3d="http://schemas.microsoft.com/office/drawing/2017/model3d" xmlns:o="urn:schemas-microsoft-com:office:office" xmlns:r="http://schemas.openxmlformats.org/officeDocument/2006/relationships" xmlns:m="http://schemas.openxmlformats.org/officeDocument/2006/math" xmlns:v="urn:schemas-microsoft-com:vml" xmlns:wp14="http://schemas.microsoft.com/office/word/2010/wordprocessingDrawing" xmlns:wp="http://schemas.openxmlformats.org/drawingml/2006/wordprocessingDrawing" xmlns:w10="urn:schemas-microsoft-com:office:word" xmlns:w="http://schemas.openxmlformats.org/wordprocessingml/2006/main" xmlns:w14="http://schemas.microsoft.com/office/word/2010/wordml" xmlns:w15="http://schemas.microsoft.com/office/word/2012/wordml" xmlns:w16cex="http://schemas.microsoft.com/office/word/2018/wordml/cex" xmlns:w16cid="http://schemas.microsoft.com/office/word/2016/wordml/cid" xmlns:w16="http://schemas.microsoft.com/office/word/2018/wordml" xmlns:w16sdtdh="http://schemas.microsoft.com/office/word/2020/wordml/sdtdatahash" xmlns:w16se="http://schemas.microsoft.com/office/word/2015/wordml/symex" xmlns:wpg="http://schemas.microsoft.com/office/word/2010/wordprocessingGroup" xmlns:wpi="http://schemas.microsoft.com/office/word/2010/wordprocessingInk" xmlns:wne="http://schemas.microsoft.com/office/word/2006/wordml" xmlns:wps="http://schemas.microsoft.com/office/word/2010/wordprocessingShape" mc:Ignorable="w14 w15 w16se w16cid w16 w16cex w16sdtdh wp14">
+  <w:endnote w:type="separator" w:id="-1">
+    <w:p>
+      <w:pPr>
+        <w:spacing w:after="0" w:line="240" w:lineRule="auto"/>
+      </w:pPr>
+      <w:r>
+        <w:separator/>
+      </w:r>
+    </w:p>
+  </w:endnote>
+  <w:endnote w:type="continuationSeparator" w:id="0">
+    <w:p>
+      <w:pPr>
+        <w:spacing w:after="0" w:line="240" w:lineRule="auto"/>
+      </w:pPr>
+      <w:r>
+        <w:continuationSeparator/>
+      </w:r>
+    </w:p>
+  </w:endnote>
+</w:endnotes>
+</file>
+
+<file path=word/footnotes.xml><?xml version="1.0" encoding="utf-8"?>
+<w:footnotes xmlns:wpc="http://schemas.microsoft.com/office/word/2010/wordprocessingCanvas" xmlns:cx="http://schemas.microsoft.com/office/drawing/2014/chartex" xmlns:cx1="http://schemas.microsoft.com/office/drawing/2015/9/8/chartex" xmlns:cx2="http://schemas.microsoft.com/office/drawing/2015/10/21/chartex" xmlns:cx3="http://schemas.microsoft.com/office/drawing/2016/5/9/chartex" xmlns:cx4="http://schemas.microsoft.com/office/drawing/2016/5/10/chartex" xmlns:cx5="http://schemas.microsoft.com/office/drawing/2016/5/11/chartex" xmlns:cx6="http://schemas.microsoft.com/office/drawing/2016/5/12/chartex" xmlns:cx7="http://schemas.microsoft.com/office/drawing/2016/5/13/chartex" xmlns:cx8="http://schemas.microsoft.com/office/drawing/2016/5/14/chartex" xmlns:mc="http://schemas.openxmlformats.org/markup-compatibility/2006" xmlns:aink="http://schemas.microsoft.com/office/drawing/2016/ink" xmlns:am3d="http://schemas.microsoft.com/office/drawing/2017/model3d" xmlns:o="urn:schemas-microsoft-com:office:office" xmlns:r="http://schemas.openxmlformats.org/officeDocument/2006/relationships" xmlns:m="http://schemas.openxmlformats.org/officeDocument/2006/math" xmlns:v="urn:schemas-microsoft-com:vml" xmlns:wp14="http://schemas.microsoft.com/office/word/2010/wordprocessingDrawing" xmlns:wp="http://schemas.openxmlformats.org/drawingml/2006/wordprocessingDrawing" xmlns:w10="urn:schemas-microsoft-com:office:word" xmlns:w="http://schemas.openxmlformats.org/wordprocessingml/2006/main" xmlns:w14="http://schemas.microsoft.com/office/word/2010/wordml" xmlns:w15="http://schemas.microsoft.com/office/word/2012/wordml" xmlns:w16cex="http://schemas.microsoft.com/office/word/2018/wordml/cex" xmlns:w16cid="http://schemas.microsoft.com/office/word/2016/wordml/cid" xmlns:w16="http://schemas.microsoft.com/office/word/2018/wordml" xmlns:w16sdtdh="http://schemas.microsoft.com/office/word/2020/wordml/sdtdatahash" xmlns:w16se="http://schemas.microsoft.com/office/word/2015/wordml/symex" xmlns:wpg="http://schemas.microsoft.com/office/word/2010/wordprocessingGroup" xmlns:wpi="http://schemas.microsoft.com/office/word/2010/wordprocessingInk" xmlns:wne="http://schemas.microsoft.com/office/word/2006/wordml" xmlns:wps="http://schemas.microsoft.com/office/word/2010/wordprocessingShape" mc:Ignorable="w14 w15 w16se w16cid w16 w16cex w16sdtdh wp14">
+  <w:footnote w:type="separator" w:id="-1">
+    <w:p>
+      <w:pPr>
+        <w:spacing w:after="0" w:line="240" w:lineRule="auto"/>
+      </w:pPr>
+      <w:r>
+        <w:separator/>
+      </w:r>
+    </w:p>
+  </w:footnote>
+  <w:footnote w:type="continuationSeparator" w:id="0">
+    <w:p>
+      <w:pPr>
+        <w:spacing w:after="0" w:line="240" w:lineRule="auto"/>
+      </w:pPr>
+      <w:r>
+        <w:continuationSeparator/>
+      </w:r>
+    </w:p>
+  </w:footnote>
+</w:footnotes>
+</file>
+
+<file path=word/numbering.xml><?xml version="1.0" encoding="utf-8"?>
+<w:numbering xmlns:wpc="http://schemas.microsoft.com/office/word/2010/wordprocessingCanvas" xmlns:cx="http://schemas.microsoft.com/office/drawing/2014/chartex" xmlns:cx1="http://schemas.microsoft.com/office/drawing/2015/9/8/chartex" xmlns:cx2="http://schemas.microsoft.com/office/drawing/2015/10/21/chartex" xmlns:cx3="http://schemas.microsoft.com/office/drawing/2016/5/9/chartex" xmlns:cx4="http://schemas.microsoft.com/office/drawing/2016/5/10/chartex" xmlns:cx5="http://schemas.microsoft.com/office/drawing/2016/5/11/chartex" xmlns:cx6="http://schemas.microsoft.com/office/drawing/2016/5/12/chartex" xmlns:cx7="http://schemas.microsoft.com/office/drawing/2016/5/13/chartex" xmlns:cx8="http://schemas.microsoft.com/office/drawing/2016/5/14/chartex" xmlns:mc="http://schemas.openxmlformats.org/markup-compatibility/2006" xmlns:aink="http://schemas.microsoft.com/office/drawing/2016/ink" xmlns:am3d="http://schemas.microsoft.com/office/drawing/2017/model3d" xmlns:o="urn:schemas-microsoft-com:office:office" xmlns:r="http://schemas.openxmlformats.org/officeDocument/2006/relationships" xmlns:m="http://schemas.openxmlformats.org/officeDocument/2006/math" xmlns:v="urn:schemas-microsoft-com:vml" xmlns:wp14="http://schemas.microsoft.com/office/word/2010/wordprocessingDrawing" xmlns:wp="http://schemas.openxmlformats.org/drawingml/2006/wordprocessingDrawing" xmlns:w10="urn:schemas-microsoft-com:office:word" xmlns:w="http://schemas.openxmlformats.org/wordprocessingml/2006/main" xmlns:w14="http://schemas.microsoft.com/office/word/2010/wordml" xmlns:w15="http://schemas.microsoft.com/office/word/2012/wordml" xmlns:w16cex="http://schemas.microsoft.com/office/word/2018/wordml/cex" xmlns:w16cid="http://schemas.microsoft.com/office/word/2016/wordml/cid" xmlns:w16="http://schemas.microsoft.com/office/word/2018/wordml" xmlns:w16sdtdh="http://schemas.microsoft.com/office/word/2020/wordml/sdtdatahash" xmlns:w16se="http://schemas.microsoft.com/office/word/2015/wordml/symex" xmlns:wpg="http://schemas.microsoft.com/office/word/2010/wordprocessingGroup" xmlns:wpi="http://schemas.microsoft.com/office/word/2010/wordprocessingInk" xmlns:wne="http://schemas.microsoft.com/office/word/2006/wordml" xmlns:wps="http://schemas.microsoft.com/office/word/2010/wordprocessingShape" mc:Ignorable="w14 w15 w16se w16cid w16 w16cex w16sdtdh wp14">
+  <w:abstractNum w:abstractNumId="0" w15:restartNumberingAfterBreak="0">
+    <w:nsid w:val="4390355B"/>
+    <w:multiLevelType w:val="hybridMultilevel"/>
+    <w:tmpl w:val="2D56C522"/>
+    <w:lvl w:ilvl="0" w:tplc="0409000F">
+      <w:start w:val="1"/>
+      <w:numFmt w:val="decimal"/>
+      <w:lvlText w:val="%1."/>
+      <w:lvlJc w:val="left"/>
+      <w:pPr>
+        <w:ind w:left="720" w:hanging="360"/>
+      </w:pPr>
+    </w:lvl>
+    <w:lvl w:ilvl="1" w:tplc="04090019" w:tentative="1">
+      <w:start w:val="1"/>
+      <w:numFmt w:val="lowerLetter"/>
+      <w:lvlText w:val="%2."/>
+      <w:lvlJc w:val="left"/>
+      <w:pPr>
+        <w:ind w:left="1440" w:hanging="360"/>
+      </w:pPr>
+    </w:lvl>
+    <w:lvl w:ilvl="2" w:tplc="0409001B" w:tentative="1">
+      <w:start w:val="1"/>
+      <w:numFmt w:val="lowerRoman"/>
+      <w:lvlText w:val="%3."/>
+      <w:lvlJc w:val="right"/>
+      <w:pPr>
+        <w:ind w:left="2160" w:hanging="180"/>
+      </w:pPr>
+    </w:lvl>
+    <w:lvl w:ilvl="3" w:tplc="0409000F" w:tentative="1">
+      <w:start w:val="1"/>
+      <w:numFmt w:val="decimal"/>
+      <w:lvlText w:val="%4."/>
+      <w:lvlJc w:val="left"/>
+      <w:pPr>
+        <w:ind w:left="2880" w:hanging="360"/>
+      </w:pPr>
+    </w:lvl>
+    <w:lvl w:ilvl="4" w:tplc="04090019" w:tentative="1">
+      <w:start w:val="1"/>
+      <w:numFmt w:val="lowerLetter"/>
+      <w:lvlText w:val="%5."/>
+      <w:lvlJc w:val="left"/>
+      <w:pPr>
+        <w:ind w:left="3600" w:hanging="360"/>
+      </w:pPr>
+    </w:lvl>
+    <w:lvl w:ilvl="5" w:tplc="0409001B" w:tentative="1">
+      <w:start w:val="1"/>
+      <w:numFmt w:val="lowerRoman"/>
+      <w:lvlText w:val="%6."/>
+      <w:lvlJc w:val="right"/>
+      <w:pPr>
+        <w:ind w:left="4320" w:hanging="180"/>
+      </w:pPr>
+    </w:lvl>
+    <w:lvl w:ilvl="6" w:tplc="0409000F" w:tentative="1">
+      <w:start w:val="1"/>
+      <w:numFmt w:val="decimal"/>
+      <w:lvlText w:val="%7."/>
+      <w:lvlJc w:val="left"/>
+      <w:pPr>
+        <w:ind w:left="5040" w:hanging="360"/>
+      </w:pPr>
+    </w:lvl>
+    <w:lvl w:ilvl="7" w:tplc="04090019" w:tentative="1">
+      <w:start w:val="1"/>
+      <w:numFmt w:val="lowerLetter"/>
+      <w:lvlText w:val="%8."/>
+      <w:lvlJc w:val="left"/>
+      <w:pPr>
+        <w:ind w:left="5760" w:hanging="360"/>
+      </w:pPr>
+    </w:lvl>
+    <w:lvl w:ilvl="8" w:tplc="0409001B" w:tentative="1">
+      <w:start w:val="1"/>
+      <w:numFmt w:val="lowerRoman"/>
+      <w:lvlText w:val="%9."/>
+      <w:lvlJc w:val="right"/>
+      <w:pPr>
+        <w:ind w:left="6480" w:hanging="180"/>
+      </w:pPr>
+    </w:lvl>
+  </w:abstractNum>
+  <w:num w:numId="1">
+    <w:abstractNumId w:val="0"/>
+  </w:num>
+</w:numbering>
 </file>
 
 <file path=word/styles.xml><?xml version="1.0" encoding="utf-8"?>
@@ -870,6 +1234,61 @@
     <w:semiHidden/>
     <w:unhideWhenUsed/>
   </w:style>
+  <w:style w:type="paragraph" w:styleId="ListParagraph">
+    <w:name w:val="List Paragraph"/>
+    <w:basedOn w:val="Normal"/>
+    <w:uiPriority w:val="34"/>
+    <w:qFormat/>
+    <w:rsid w:val="00E87268"/>
+    <w:pPr>
+      <w:ind w:left="720"/>
+      <w:contextualSpacing/>
+    </w:pPr>
+  </w:style>
+  <w:style w:type="paragraph" w:styleId="Header">
+    <w:name w:val="header"/>
+    <w:basedOn w:val="Normal"/>
+    <w:link w:val="HeaderChar"/>
+    <w:uiPriority w:val="99"/>
+    <w:unhideWhenUsed/>
+    <w:rsid w:val="00E87268"/>
+    <w:pPr>
+      <w:tabs>
+        <w:tab w:val="center" w:pos="4153"/>
+        <w:tab w:val="right" w:pos="8306"/>
+      </w:tabs>
+      <w:spacing w:after="0" w:line="240" w:lineRule="auto"/>
+    </w:pPr>
+  </w:style>
+  <w:style w:type="character" w:customStyle="1" w:styleId="HeaderChar">
+    <w:name w:val="Header Char"/>
+    <w:basedOn w:val="DefaultParagraphFont"/>
+    <w:link w:val="Header"/>
+    <w:uiPriority w:val="99"/>
+    <w:rsid w:val="00E87268"/>
+  </w:style>
+  <w:style w:type="paragraph" w:styleId="Footer">
+    <w:name w:val="footer"/>
+    <w:basedOn w:val="Normal"/>
+    <w:link w:val="FooterChar"/>
+    <w:uiPriority w:val="99"/>
+    <w:unhideWhenUsed/>
+    <w:rsid w:val="00E87268"/>
+    <w:pPr>
+      <w:tabs>
+        <w:tab w:val="center" w:pos="4153"/>
+        <w:tab w:val="right" w:pos="8306"/>
+      </w:tabs>
+      <w:spacing w:after="0" w:line="240" w:lineRule="auto"/>
+    </w:pPr>
+  </w:style>
+  <w:style w:type="character" w:customStyle="1" w:styleId="FooterChar">
+    <w:name w:val="Footer Char"/>
+    <w:basedOn w:val="DefaultParagraphFont"/>
+    <w:link w:val="Footer"/>
+    <w:uiPriority w:val="99"/>
+    <w:rsid w:val="00E87268"/>
+  </w:style>
 </w:styles>
 </file>
 

--- a/סיכום_חיישן_AS5600.docx
+++ b/סיכום_חיישן_AS5600.docx
@@ -173,9 +173,17 @@
       </w:r>
     </w:p>
     <w:p>
-      <w:r>
-        <w:rPr>
-          <w:rFonts w:hint="cs"/>
+      <w:pPr>
+        <w:rPr>
+          <w:rFonts w:hint="cs"/>
+          <w:rtl/>
+        </w:rPr>
+      </w:pPr>
+      <w:r>
+        <w:rPr>
+          <w:rFonts w:hint="cs"/>
+          <w:b/>
+          <w:bCs/>
           <w:rtl/>
         </w:rPr>
         <w:t xml:space="preserve">חייבים להוציא את נגד </w:t>
@@ -183,10 +191,16 @@
       <w:r>
         <w:rPr>
           <w:rFonts w:hint="cs"/>
+          <w:b/>
+          <w:bCs/>
         </w:rPr>
         <w:t>R</w:t>
       </w:r>
       <w:r>
+        <w:rPr>
+          <w:b/>
+          <w:bCs/>
+        </w:rPr>
         <w:t>1</w:t>
       </w:r>
       <w:r>
@@ -204,7 +218,74 @@
           <w:rFonts w:hint="cs"/>
           <w:rtl/>
         </w:rPr>
-        <w:t xml:space="preserve"> ולחבר את רגל </w:t>
+        <w:t xml:space="preserve"> </w:t>
+      </w:r>
+      <w:r>
+        <w:rPr>
+          <w:rFonts w:hint="cs"/>
+          <w:b/>
+          <w:bCs/>
+          <w:rtl/>
+        </w:rPr>
+        <w:t>ול</w:t>
+      </w:r>
+      <w:r>
+        <w:rPr>
+          <w:rFonts w:hint="cs"/>
+          <w:b/>
+          <w:bCs/>
+          <w:rtl/>
+        </w:rPr>
+        <w:t>הוציא</w:t>
+      </w:r>
+      <w:r>
+        <w:rPr>
+          <w:rFonts w:hint="cs"/>
+          <w:b/>
+          <w:bCs/>
+          <w:rtl/>
+        </w:rPr>
+        <w:t xml:space="preserve"> את</w:t>
+      </w:r>
+      <w:r>
+        <w:rPr>
+          <w:rFonts w:hint="cs"/>
+          <w:b/>
+          <w:bCs/>
+          <w:rtl/>
+        </w:rPr>
+        <w:t xml:space="preserve"> נגד</w:t>
+      </w:r>
+      <w:r>
+        <w:rPr>
+          <w:rFonts w:hint="cs"/>
+          <w:b/>
+          <w:bCs/>
+          <w:rtl/>
+        </w:rPr>
+        <w:t xml:space="preserve"> </w:t>
+      </w:r>
+      <w:r>
+        <w:rPr>
+          <w:rFonts w:hint="cs"/>
+          <w:b/>
+          <w:bCs/>
+        </w:rPr>
+        <w:t>R</w:t>
+      </w:r>
+      <w:r>
+        <w:rPr>
+          <w:b/>
+          <w:bCs/>
+        </w:rPr>
+        <w:t>4</w:t>
+      </w:r>
+      <w:r>
+        <w:rPr>
+          <w:rFonts w:hint="cs"/>
+          <w:rtl/>
+        </w:rPr>
+        <w:t xml:space="preserve"> או לחבר את </w:t>
       </w:r>
       <w:r>
         <w:rPr>
@@ -227,7 +308,14 @@
           <w:rFonts w:hint="cs"/>
           <w:rtl/>
         </w:rPr>
-        <w:t xml:space="preserve"> כדי שרגל </w:t>
+        <w:t xml:space="preserve"> </w:t>
+      </w:r>
+      <w:r>
+        <w:rPr>
+          <w:rFonts w:hint="cs"/>
+          <w:rtl/>
+        </w:rPr>
+        <w:t xml:space="preserve">כדי שרגל </w:t>
       </w:r>
       <w:r>
         <w:t>Analog OUT</w:t>
@@ -238,6 +326,13 @@
           <w:rtl/>
         </w:rPr>
         <w:t xml:space="preserve"> </w:t>
+      </w:r>
+      <w:r>
+        <w:rPr>
+          <w:rFonts w:hint="cs"/>
+          <w:rtl/>
+        </w:rPr>
+        <w:t xml:space="preserve">לא </w:t>
       </w:r>
       <w:proofErr w:type="spellStart"/>
       <w:r>
@@ -446,23 +541,35 @@
           <w:rtl/>
         </w:rPr>
         <w:lastRenderedPageBreak/>
-        <w:t xml:space="preserve">משימות </w:t>
-      </w:r>
-      <w:proofErr w:type="spellStart"/>
-      <w:r>
-        <w:rPr>
-          <w:rFonts w:hint="cs"/>
-          <w:rtl/>
-        </w:rPr>
-        <w:t>פתןחןת</w:t>
-      </w:r>
-      <w:proofErr w:type="spellEnd"/>
-      <w:r>
-        <w:rPr>
-          <w:rFonts w:hint="cs"/>
-          <w:rtl/>
-        </w:rPr>
-        <w:t xml:space="preserve"> עד שהכרטיסים 5600 יגיעו.</w:t>
+        <w:t>משימות פת</w:t>
+      </w:r>
+      <w:r>
+        <w:rPr>
+          <w:rFonts w:hint="cs"/>
+          <w:rtl/>
+        </w:rPr>
+        <w:t>ו</w:t>
+      </w:r>
+      <w:r>
+        <w:rPr>
+          <w:rFonts w:hint="cs"/>
+          <w:rtl/>
+        </w:rPr>
+        <w:t>ח</w:t>
+      </w:r>
+      <w:r>
+        <w:rPr>
+          <w:rFonts w:hint="cs"/>
+          <w:rtl/>
+        </w:rPr>
+        <w:t>ו</w:t>
+      </w:r>
+      <w:r>
+        <w:rPr>
+          <w:rFonts w:hint="cs"/>
+          <w:rtl/>
+        </w:rPr>
+        <w:t>ת עד שהכרטיסים 5600 יגיעו.</w:t>
       </w:r>
     </w:p>
     <w:p>
@@ -504,23 +611,23 @@
           <w:rFonts w:hint="cs"/>
           <w:rtl/>
         </w:rPr>
-        <w:t xml:space="preserve">לחבר את </w:t>
-      </w:r>
-      <w:r>
-        <w:rPr>
-          <w:rFonts w:hint="cs"/>
-        </w:rPr>
-        <w:t>GPO</w:t>
-      </w:r>
-      <w:r>
-        <w:rPr>
-          <w:rFonts w:hint="cs"/>
-          <w:rtl/>
-        </w:rPr>
-        <w:t xml:space="preserve"> ל-</w:t>
-      </w:r>
-      <w:r>
-        <w:t>5V</w:t>
+        <w:t xml:space="preserve">להוציא את נגד </w:t>
+      </w:r>
+      <w:r>
+        <w:rPr>
+          <w:rFonts w:hint="cs"/>
+        </w:rPr>
+        <w:t>R</w:t>
+      </w:r>
+      <w:r>
+        <w:t>4</w:t>
+      </w:r>
+      <w:r>
+        <w:rPr>
+          <w:rFonts w:hint="cs"/>
+          <w:rtl/>
+        </w:rPr>
+        <w:t xml:space="preserve"> </w:t>
       </w:r>
     </w:p>
     <w:p>

--- a/סיכום_חיישן_AS5600.docx
+++ b/סיכום_חיישן_AS5600.docx
@@ -175,7 +175,6 @@
     <w:p>
       <w:pPr>
         <w:rPr>
-          <w:rFonts w:hint="cs"/>
           <w:rtl/>
         </w:rPr>
       </w:pPr>
@@ -535,12 +534,105 @@
       </w:pPr>
     </w:p>
     <w:p>
-      <w:r>
-        <w:rPr>
-          <w:rFonts w:hint="cs"/>
+      <w:pPr>
+        <w:rPr>
+          <w:b/>
+          <w:bCs/>
+          <w:rtl/>
+        </w:rPr>
+      </w:pPr>
+      <w:r>
+        <w:rPr>
+          <w:rFonts w:cs="Arial"/>
+          <w:b/>
+          <w:bCs/>
           <w:rtl/>
         </w:rPr>
         <w:lastRenderedPageBreak/>
+        <w:drawing>
+          <wp:anchor distT="0" distB="0" distL="114300" distR="114300" simplePos="0" relativeHeight="251661312" behindDoc="0" locked="0" layoutInCell="1" allowOverlap="1" wp14:anchorId="1BB64A13" wp14:editId="6449F77B">
+            <wp:simplePos x="0" y="0"/>
+            <wp:positionH relativeFrom="margin">
+              <wp:align>center</wp:align>
+            </wp:positionH>
+            <wp:positionV relativeFrom="paragraph">
+              <wp:posOffset>397736</wp:posOffset>
+            </wp:positionV>
+            <wp:extent cx="3006453" cy="1722213"/>
+            <wp:effectExtent l="0" t="0" r="3810" b="0"/>
+            <wp:wrapTopAndBottom/>
+            <wp:docPr id="6" name="Picture 6"/>
+            <wp:cNvGraphicFramePr>
+              <a:graphicFrameLocks xmlns:a="http://schemas.openxmlformats.org/drawingml/2006/main" noChangeAspect="1"/>
+            </wp:cNvGraphicFramePr>
+            <a:graphic xmlns:a="http://schemas.openxmlformats.org/drawingml/2006/main">
+              <a:graphicData uri="http://schemas.openxmlformats.org/drawingml/2006/picture">
+                <pic:pic xmlns:pic="http://schemas.openxmlformats.org/drawingml/2006/picture">
+                  <pic:nvPicPr>
+                    <pic:cNvPr id="1" name=""/>
+                    <pic:cNvPicPr/>
+                  </pic:nvPicPr>
+                  <pic:blipFill>
+                    <a:blip r:embed="rId10">
+                      <a:extLst>
+                        <a:ext uri="{28A0092B-C50C-407E-A947-70E740481C1C}">
+                          <a14:useLocalDpi xmlns:a14="http://schemas.microsoft.com/office/drawing/2010/main" val="0"/>
+                        </a:ext>
+                      </a:extLst>
+                    </a:blip>
+                    <a:stretch>
+                      <a:fillRect/>
+                    </a:stretch>
+                  </pic:blipFill>
+                  <pic:spPr>
+                    <a:xfrm>
+                      <a:off x="0" y="0"/>
+                      <a:ext cx="3006453" cy="1722213"/>
+                    </a:xfrm>
+                    <a:prstGeom prst="rect">
+                      <a:avLst/>
+                    </a:prstGeom>
+                  </pic:spPr>
+                </pic:pic>
+              </a:graphicData>
+            </a:graphic>
+          </wp:anchor>
+        </w:drawing>
+      </w:r>
+      <w:r>
+        <w:rPr>
+          <w:rFonts w:hint="cs"/>
+          <w:b/>
+          <w:bCs/>
+          <w:rtl/>
+        </w:rPr>
+        <w:t>תרשים חשמלי</w:t>
+      </w:r>
+      <w:r>
+        <w:rPr>
+          <w:rFonts w:hint="cs"/>
+          <w:b/>
+          <w:bCs/>
+          <w:rtl/>
+        </w:rPr>
+        <w:t xml:space="preserve"> עם כל השינויים</w:t>
+      </w:r>
+    </w:p>
+    <w:p>
+      <w:pPr>
+        <w:rPr>
+          <w:b/>
+          <w:bCs/>
+          <w:rtl/>
+        </w:rPr>
+      </w:pPr>
+    </w:p>
+    <w:p>
+      <w:r>
+        <w:rPr>
+          <w:rFonts w:hint="cs"/>
+          <w:rtl/>
+        </w:rPr>
         <w:t>משימות פת</w:t>
       </w:r>
       <w:r>
@@ -569,7 +661,20 @@
           <w:rFonts w:hint="cs"/>
           <w:rtl/>
         </w:rPr>
-        <w:t>ת עד שהכרטיסים 5600 יגיעו.</w:t>
+        <w:t>ת עד שהכרטיסים 5600</w:t>
+      </w:r>
+      <w:r>
+        <w:rPr>
+          <w:rFonts w:hint="cs"/>
+        </w:rPr>
+        <w:t>AS</w:t>
+      </w:r>
+      <w:r>
+        <w:rPr>
+          <w:rFonts w:hint="cs"/>
+          <w:rtl/>
+        </w:rPr>
+        <w:t xml:space="preserve"> יגיעו.</w:t>
       </w:r>
     </w:p>
     <w:p>

--- a/סיכום_חיישן_AS5600.docx
+++ b/סיכום_חיישן_AS5600.docx
@@ -546,6 +546,7 @@
           <w:rFonts w:cs="Arial"/>
           <w:b/>
           <w:bCs/>
+          <w:noProof/>
           <w:rtl/>
         </w:rPr>
         <w:lastRenderedPageBreak/>
@@ -825,9 +826,6 @@
           <w:ilvl w:val="0"/>
           <w:numId w:val="1"/>
         </w:numPr>
-        <w:rPr>
-          <w:rtl/>
-        </w:rPr>
       </w:pPr>
       <w:r>
         <w:rPr>
@@ -860,7 +858,240 @@
           <w:rFonts w:hint="cs"/>
           <w:rtl/>
         </w:rPr>
-        <w:t xml:space="preserve"> למעגל המודפס של הארדואינו</w:t>
+        <w:t xml:space="preserve"> למעגל המודפס של </w:t>
+      </w:r>
+      <w:proofErr w:type="spellStart"/>
+      <w:r>
+        <w:rPr>
+          <w:rFonts w:hint="cs"/>
+          <w:rtl/>
+        </w:rPr>
+        <w:t>הארדואינו</w:t>
+      </w:r>
+      <w:proofErr w:type="spellEnd"/>
+    </w:p>
+    <w:p>
+      <w:pPr>
+        <w:rPr>
+          <w:b/>
+          <w:bCs/>
+          <w:u w:val="single"/>
+          <w:rtl/>
+        </w:rPr>
+      </w:pPr>
+      <w:r>
+        <w:rPr>
+          <w:rFonts w:hint="cs"/>
+          <w:b/>
+          <w:bCs/>
+          <w:u w:val="single"/>
+          <w:rtl/>
+        </w:rPr>
+        <w:t>09/04/2026</w:t>
+      </w:r>
+    </w:p>
+    <w:p>
+      <w:pPr>
+        <w:rPr>
+          <w:rtl/>
+        </w:rPr>
+      </w:pPr>
+      <w:r>
+        <w:rPr>
+          <w:rFonts w:hint="cs"/>
+          <w:rtl/>
+        </w:rPr>
+        <w:t>בוצעו משימות 1-4</w:t>
+      </w:r>
+    </w:p>
+    <w:p>
+      <w:pPr>
+        <w:rPr>
+          <w:b/>
+          <w:bCs/>
+          <w:u w:val="single"/>
+          <w:rtl/>
+        </w:rPr>
+      </w:pPr>
+      <w:r>
+        <w:rPr>
+          <w:rFonts w:hint="cs"/>
+          <w:b/>
+          <w:bCs/>
+          <w:u w:val="single"/>
+          <w:rtl/>
+        </w:rPr>
+        <w:t>13/04/2026</w:t>
+      </w:r>
+    </w:p>
+    <w:p>
+      <w:pPr>
+        <w:rPr>
+          <w:rtl/>
+        </w:rPr>
+      </w:pPr>
+      <w:r>
+        <w:rPr>
+          <w:rFonts w:hint="cs"/>
+          <w:rtl/>
+        </w:rPr>
+        <w:t xml:space="preserve">בוצע החלפת </w:t>
+      </w:r>
+      <w:proofErr w:type="spellStart"/>
+      <w:r>
+        <w:rPr>
+          <w:rFonts w:hint="cs"/>
+          <w:rtl/>
+        </w:rPr>
+        <w:t>אנקודר</w:t>
+      </w:r>
+      <w:proofErr w:type="spellEnd"/>
+      <w:r>
+        <w:rPr>
+          <w:rFonts w:hint="cs"/>
+          <w:rtl/>
+        </w:rPr>
+        <w:t xml:space="preserve"> לחיישן מגנטי בפולרי </w:t>
+      </w:r>
+      <w:proofErr w:type="spellStart"/>
+      <w:r>
+        <w:rPr>
+          <w:rFonts w:hint="cs"/>
+          <w:rtl/>
+        </w:rPr>
+        <w:t>וקרטזי</w:t>
+      </w:r>
+      <w:proofErr w:type="spellEnd"/>
+      <w:r>
+        <w:rPr>
+          <w:rFonts w:hint="cs"/>
+          <w:rtl/>
+        </w:rPr>
+        <w:t>.</w:t>
+      </w:r>
+    </w:p>
+    <w:p>
+      <w:pPr>
+        <w:rPr>
+          <w:rtl/>
+        </w:rPr>
+      </w:pPr>
+      <w:r>
+        <w:rPr>
+          <w:rFonts w:hint="cs"/>
+          <w:rtl/>
+        </w:rPr>
+        <w:t>לשים לב כי יש שורה בקוד החדש (</w:t>
+      </w:r>
+      <w:r>
+        <w:rPr>
+          <w:rFonts w:hint="cs"/>
+        </w:rPr>
+        <w:t>V</w:t>
+      </w:r>
+      <w:r>
+        <w:rPr>
+          <w:rFonts w:hint="cs"/>
+          <w:rtl/>
+        </w:rPr>
+        <w:t xml:space="preserve">2) שמגדירה את </w:t>
+      </w:r>
+      <w:proofErr w:type="spellStart"/>
+      <w:r>
+        <w:rPr>
+          <w:rFonts w:hint="cs"/>
+          <w:rtl/>
+        </w:rPr>
+        <w:t>ההומינג</w:t>
+      </w:r>
+      <w:proofErr w:type="spellEnd"/>
+      <w:r>
+        <w:rPr>
+          <w:rFonts w:hint="cs"/>
+          <w:rtl/>
+        </w:rPr>
+        <w:t xml:space="preserve"> אם זה עבור </w:t>
+      </w:r>
+      <w:proofErr w:type="spellStart"/>
+      <w:r>
+        <w:rPr>
+          <w:rFonts w:hint="cs"/>
+          <w:rtl/>
+        </w:rPr>
+        <w:t>קרטזי</w:t>
+      </w:r>
+      <w:proofErr w:type="spellEnd"/>
+      <w:r>
+        <w:rPr>
+          <w:rFonts w:hint="cs"/>
+          <w:rtl/>
+        </w:rPr>
+        <w:t xml:space="preserve"> או פולרי, שאר הקוד זהה.</w:t>
+      </w:r>
+    </w:p>
+    <w:p>
+      <w:pPr>
+        <w:pStyle w:val="NormalWeb"/>
+        <w:bidi/>
+        <w:rPr>
+          <w:rtl/>
+        </w:rPr>
+      </w:pPr>
+      <w:r>
+        <w:rPr>
+          <w:noProof/>
+        </w:rPr>
+        <w:drawing>
+          <wp:inline distT="0" distB="0" distL="0" distR="0" wp14:anchorId="2F66D6F1" wp14:editId="0D36BF9C">
+            <wp:extent cx="3517057" cy="2750356"/>
+            <wp:effectExtent l="2222" t="0" r="0" b="0"/>
+            <wp:docPr id="4" name="Picture 4"/>
+            <wp:cNvGraphicFramePr>
+              <a:graphicFrameLocks xmlns:a="http://schemas.openxmlformats.org/drawingml/2006/main" noChangeAspect="1"/>
+            </wp:cNvGraphicFramePr>
+            <a:graphic xmlns:a="http://schemas.openxmlformats.org/drawingml/2006/main">
+              <a:graphicData uri="http://schemas.openxmlformats.org/drawingml/2006/picture">
+                <pic:pic xmlns:pic="http://schemas.openxmlformats.org/drawingml/2006/picture">
+                  <pic:nvPicPr>
+                    <pic:cNvPr id="0" name="Picture 1"/>
+                    <pic:cNvPicPr>
+                      <a:picLocks noChangeAspect="1" noChangeArrowheads="1"/>
+                    </pic:cNvPicPr>
+                  </pic:nvPicPr>
+                  <pic:blipFill rotWithShape="1">
+                    <a:blip r:embed="rId11" cstate="print">
+                      <a:extLst>
+                        <a:ext uri="{28A0092B-C50C-407E-A947-70E740481C1C}">
+                          <a14:useLocalDpi xmlns:a14="http://schemas.microsoft.com/office/drawing/2010/main" val="0"/>
+                        </a:ext>
+                      </a:extLst>
+                    </a:blip>
+                    <a:srcRect l="12206" t="13274" r="21092" b="17183"/>
+                    <a:stretch/>
+                  </pic:blipFill>
+                  <pic:spPr bwMode="auto">
+                    <a:xfrm rot="5400000">
+                      <a:off x="0" y="0"/>
+                      <a:ext cx="3518085" cy="2751160"/>
+                    </a:xfrm>
+                    <a:prstGeom prst="rect">
+                      <a:avLst/>
+                    </a:prstGeom>
+                    <a:noFill/>
+                    <a:ln>
+                      <a:noFill/>
+                    </a:ln>
+                    <a:extLst>
+                      <a:ext uri="{53640926-AAD7-44D8-BBD7-CCE9431645EC}">
+                        <a14:shadowObscured xmlns:a14="http://schemas.microsoft.com/office/drawing/2010/main"/>
+                      </a:ext>
+                    </a:extLst>
+                  </pic:spPr>
+                </pic:pic>
+              </a:graphicData>
+            </a:graphic>
+          </wp:inline>
+        </w:drawing>
       </w:r>
     </w:p>
     <w:sectPr>
@@ -1501,6 +1732,22 @@
     <w:uiPriority w:val="99"/>
     <w:rsid w:val="00E87268"/>
   </w:style>
+  <w:style w:type="paragraph" w:styleId="NormalWeb">
+    <w:name w:val="Normal (Web)"/>
+    <w:basedOn w:val="Normal"/>
+    <w:uiPriority w:val="99"/>
+    <w:unhideWhenUsed/>
+    <w:rsid w:val="00820E52"/>
+    <w:pPr>
+      <w:bidi w:val="0"/>
+      <w:spacing w:before="100" w:beforeAutospacing="1" w:after="100" w:afterAutospacing="1" w:line="240" w:lineRule="auto"/>
+    </w:pPr>
+    <w:rPr>
+      <w:rFonts w:ascii="Times New Roman" w:eastAsia="Times New Roman" w:hAnsi="Times New Roman" w:cs="Times New Roman"/>
+      <w:sz w:val="24"/>
+      <w:szCs w:val="24"/>
+    </w:rPr>
+  </w:style>
 </w:styles>
 </file>
 
